--- a/Explication de texte.docx
+++ b/Explication de texte.docx
@@ -734,21 +734,7 @@
           <w:sz w:val="24"/>
           <w:szCs w:val="24"/>
         </w:rPr>
-        <w:t xml:space="preserve">Si un philosophe est cité : il faut l’expliquer ; </w:t>
-      </w:r>
-      <w:r>
-        <w:rPr>
-          <w:sz w:val="24"/>
-          <w:szCs w:val="24"/>
-        </w:rPr>
-        <w:t>s’il</w:t>
-      </w:r>
-      <w:r>
-        <w:rPr>
-          <w:sz w:val="24"/>
-          <w:szCs w:val="24"/>
-        </w:rPr>
-        <w:t xml:space="preserve"> est implicitement cité, je dois le trouver</w:t>
+        <w:t>Si un philosophe est cité : il faut l’expliquer ; s’il est implicitement cité, je dois le trouver</w:t>
       </w:r>
     </w:p>
     <w:p>
@@ -1047,21 +1033,7 @@
           <w:sz w:val="24"/>
           <w:szCs w:val="24"/>
         </w:rPr>
-        <w:t xml:space="preserve">Si un philosophe est cité : il faut l’expliquer ; </w:t>
-      </w:r>
-      <w:r>
-        <w:rPr>
-          <w:sz w:val="24"/>
-          <w:szCs w:val="24"/>
-        </w:rPr>
-        <w:t>s’il</w:t>
-      </w:r>
-      <w:r>
-        <w:rPr>
-          <w:sz w:val="24"/>
-          <w:szCs w:val="24"/>
-        </w:rPr>
-        <w:t xml:space="preserve"> est implicitement cité, je dois le trouver</w:t>
+        <w:t>Si un philosophe est cité : il faut l’expliquer ; s’il est implicitement cité, je dois le trouver</w:t>
       </w:r>
     </w:p>
     <w:p>
@@ -1517,21 +1489,7 @@
           <w:sz w:val="24"/>
           <w:szCs w:val="24"/>
         </w:rPr>
-        <w:t xml:space="preserve">Si un philosophe est cité : il faut l’expliquer ; </w:t>
-      </w:r>
-      <w:r>
-        <w:rPr>
-          <w:sz w:val="24"/>
-          <w:szCs w:val="24"/>
-        </w:rPr>
-        <w:t>s’il</w:t>
-      </w:r>
-      <w:r>
-        <w:rPr>
-          <w:sz w:val="24"/>
-          <w:szCs w:val="24"/>
-        </w:rPr>
-        <w:t xml:space="preserve"> est implicitement cité, je dois le trouver</w:t>
+        <w:t>Si un philosophe est cité : il faut l’expliquer ; s’il est implicitement cité, je dois le trouver</w:t>
       </w:r>
     </w:p>
     <w:p>
@@ -1830,21 +1788,7 @@
           <w:sz w:val="24"/>
           <w:szCs w:val="24"/>
         </w:rPr>
-        <w:t xml:space="preserve">Si un philosophe est cité : il faut l’expliquer ; </w:t>
-      </w:r>
-      <w:r>
-        <w:rPr>
-          <w:sz w:val="24"/>
-          <w:szCs w:val="24"/>
-        </w:rPr>
-        <w:t>s’il</w:t>
-      </w:r>
-      <w:r>
-        <w:rPr>
-          <w:sz w:val="24"/>
-          <w:szCs w:val="24"/>
-        </w:rPr>
-        <w:t xml:space="preserve"> est implicitement cité, je dois le trouver</w:t>
+        <w:t>Si un philosophe est cité : il faut l’expliquer ; s’il est implicitement cité, je dois le trouver</w:t>
       </w:r>
     </w:p>
     <w:p>
@@ -2143,6 +2087,7 @@
       </w:r>
     </w:p>
     <w:sectPr>
+      <w:footerReference w:type="default" r:id="rId8"/>
       <w:pgSz w:w="11906" w:h="16838"/>
       <w:pgMar w:top="1417" w:right="1417" w:bottom="1417" w:left="1417" w:header="708" w:footer="708" w:gutter="0"/>
       <w:cols w:space="708"/>
@@ -2175,6 +2120,61 @@
     </w:p>
   </w:endnote>
 </w:endnotes>
+</file>
+
+<file path=word/footer1.xml><?xml version="1.0" encoding="utf-8"?>
+<w:ftr xmlns:wpc="http://schemas.microsoft.com/office/word/2010/wordprocessingCanvas" xmlns:cx="http://schemas.microsoft.com/office/drawing/2014/chartex" xmlns:cx1="http://schemas.microsoft.com/office/drawing/2015/9/8/chartex" xmlns:cx2="http://schemas.microsoft.com/office/drawing/2015/10/21/chartex" xmlns:cx3="http://schemas.microsoft.com/office/drawing/2016/5/9/chartex" xmlns:cx4="http://schemas.microsoft.com/office/drawing/2016/5/10/chartex" xmlns:cx5="http://schemas.microsoft.com/office/drawing/2016/5/11/chartex" xmlns:cx6="http://schemas.microsoft.com/office/drawing/2016/5/12/chartex" xmlns:cx7="http://schemas.microsoft.com/office/drawing/2016/5/13/chartex" xmlns:cx8="http://schemas.microsoft.com/office/drawing/2016/5/14/chartex" xmlns:mc="http://schemas.openxmlformats.org/markup-compatibility/2006" xmlns:aink="http://schemas.microsoft.com/office/drawing/2016/ink" xmlns:am3d="http://schemas.microsoft.com/office/drawing/2017/model3d" xmlns:o="urn:schemas-microsoft-com:office:office" xmlns:r="http://schemas.openxmlformats.org/officeDocument/2006/relationships" xmlns:m="http://schemas.openxmlformats.org/officeDocument/2006/math" xmlns:v="urn:schemas-microsoft-com:vml" xmlns:wp14="http://schemas.microsoft.com/office/word/2010/wordprocessingDrawing" xmlns:wp="http://schemas.openxmlformats.org/drawingml/2006/wordprocessingDrawing" xmlns:w10="urn:schemas-microsoft-com:office:word" xmlns:w="http://schemas.openxmlformats.org/wordprocessingml/2006/main" xmlns:w14="http://schemas.microsoft.com/office/word/2010/wordml" xmlns:w15="http://schemas.microsoft.com/office/word/2012/wordml" xmlns:w16cex="http://schemas.microsoft.com/office/word/2018/wordml/cex" xmlns:w16cid="http://schemas.microsoft.com/office/word/2016/wordml/cid" xmlns:w16="http://schemas.microsoft.com/office/word/2018/wordml" xmlns:w16sdtdh="http://schemas.microsoft.com/office/word/2020/wordml/sdtdatahash" xmlns:w16se="http://schemas.microsoft.com/office/word/2015/wordml/symex" xmlns:wpg="http://schemas.microsoft.com/office/word/2010/wordprocessingGroup" xmlns:wpi="http://schemas.microsoft.com/office/word/2010/wordprocessingInk" xmlns:wne="http://schemas.microsoft.com/office/word/2006/wordml" xmlns:wps="http://schemas.microsoft.com/office/word/2010/wordprocessingShape" mc:Ignorable="w14 w15 w16se w16cid w16 w16cex w16sdtdh wp14">
+  <w:p>
+    <w:pPr>
+      <w:pStyle w:val="Pieddepage"/>
+      <w:jc w:val="center"/>
+      <w:rPr>
+        <w:caps/>
+        <w:color w:val="4472C4" w:themeColor="accent1"/>
+      </w:rPr>
+    </w:pPr>
+    <w:r>
+      <w:rPr>
+        <w:caps/>
+        <w:color w:val="4472C4" w:themeColor="accent1"/>
+      </w:rPr>
+      <w:fldChar w:fldCharType="begin"/>
+    </w:r>
+    <w:r>
+      <w:rPr>
+        <w:caps/>
+        <w:color w:val="4472C4" w:themeColor="accent1"/>
+      </w:rPr>
+      <w:instrText>PAGE   \* MERGEFORMAT</w:instrText>
+    </w:r>
+    <w:r>
+      <w:rPr>
+        <w:caps/>
+        <w:color w:val="4472C4" w:themeColor="accent1"/>
+      </w:rPr>
+      <w:fldChar w:fldCharType="separate"/>
+    </w:r>
+    <w:r>
+      <w:rPr>
+        <w:caps/>
+        <w:color w:val="4472C4" w:themeColor="accent1"/>
+      </w:rPr>
+      <w:t>2</w:t>
+    </w:r>
+    <w:r>
+      <w:rPr>
+        <w:caps/>
+        <w:color w:val="4472C4" w:themeColor="accent1"/>
+      </w:rPr>
+      <w:fldChar w:fldCharType="end"/>
+    </w:r>
+  </w:p>
+  <w:p>
+    <w:pPr>
+      <w:pStyle w:val="Pieddepage"/>
+    </w:pPr>
+  </w:p>
+</w:ftr>
 </file>
 
 <file path=word/footnotes.xml><?xml version="1.0" encoding="utf-8"?>

--- a/Explication de texte.docx
+++ b/Explication de texte.docx
@@ -6,6 +6,7 @@
       <w:pPr>
         <w:jc w:val="center"/>
         <w:rPr>
+          <w:rFonts w:cstheme="minorHAnsi"/>
           <w:b/>
           <w:bCs/>
           <w:sz w:val="28"/>
@@ -14,6 +15,7 @@
       </w:pPr>
       <w:r>
         <w:rPr>
+          <w:rFonts w:cstheme="minorHAnsi"/>
           <w:b/>
           <w:bCs/>
           <w:sz w:val="28"/>
@@ -25,6 +27,7 @@
     <w:p>
       <w:pPr>
         <w:rPr>
+          <w:rFonts w:cstheme="minorHAnsi"/>
           <w:b/>
           <w:bCs/>
           <w:sz w:val="24"/>
@@ -33,6 +36,7 @@
       </w:pPr>
       <w:r>
         <w:rPr>
+          <w:rFonts w:cstheme="minorHAnsi"/>
           <w:b/>
           <w:bCs/>
           <w:sz w:val="24"/>
@@ -49,12 +53,14 @@
           <w:numId w:val="1"/>
         </w:numPr>
         <w:rPr>
-          <w:sz w:val="24"/>
-          <w:szCs w:val="24"/>
-        </w:rPr>
-      </w:pPr>
-      <w:r>
-        <w:rPr>
+          <w:rFonts w:cstheme="minorHAnsi"/>
+          <w:sz w:val="24"/>
+          <w:szCs w:val="24"/>
+        </w:rPr>
+      </w:pPr>
+      <w:r>
+        <w:rPr>
+          <w:rFonts w:cstheme="minorHAnsi"/>
           <w:sz w:val="24"/>
           <w:szCs w:val="24"/>
         </w:rPr>
@@ -69,12 +75,14 @@
           <w:numId w:val="1"/>
         </w:numPr>
         <w:rPr>
-          <w:sz w:val="24"/>
-          <w:szCs w:val="24"/>
-        </w:rPr>
-      </w:pPr>
-      <w:r>
-        <w:rPr>
+          <w:rFonts w:cstheme="minorHAnsi"/>
+          <w:sz w:val="24"/>
+          <w:szCs w:val="24"/>
+        </w:rPr>
+      </w:pPr>
+      <w:r>
+        <w:rPr>
+          <w:rFonts w:cstheme="minorHAnsi"/>
           <w:sz w:val="24"/>
           <w:szCs w:val="24"/>
         </w:rPr>
@@ -89,12 +97,14 @@
           <w:numId w:val="1"/>
         </w:numPr>
         <w:rPr>
-          <w:sz w:val="24"/>
-          <w:szCs w:val="24"/>
-        </w:rPr>
-      </w:pPr>
-      <w:r>
-        <w:rPr>
+          <w:rFonts w:cstheme="minorHAnsi"/>
+          <w:sz w:val="24"/>
+          <w:szCs w:val="24"/>
+        </w:rPr>
+      </w:pPr>
+      <w:r>
+        <w:rPr>
+          <w:rFonts w:cstheme="minorHAnsi"/>
           <w:sz w:val="24"/>
           <w:szCs w:val="24"/>
         </w:rPr>
@@ -109,12 +119,14 @@
           <w:numId w:val="1"/>
         </w:numPr>
         <w:rPr>
-          <w:sz w:val="24"/>
-          <w:szCs w:val="24"/>
-        </w:rPr>
-      </w:pPr>
-      <w:r>
-        <w:rPr>
+          <w:rFonts w:cstheme="minorHAnsi"/>
+          <w:sz w:val="24"/>
+          <w:szCs w:val="24"/>
+        </w:rPr>
+      </w:pPr>
+      <w:r>
+        <w:rPr>
+          <w:rFonts w:cstheme="minorHAnsi"/>
           <w:sz w:val="24"/>
           <w:szCs w:val="24"/>
         </w:rPr>
@@ -130,7 +142,7 @@
       </w:r>
       <w:r>
         <w:rPr>
-          <w:rFonts w:ascii="Cambria Math" w:hAnsi="Cambria Math" w:cs="Cambria Math"/>
+          <w:rFonts w:cstheme="minorHAnsi"/>
           <w:sz w:val="24"/>
           <w:szCs w:val="24"/>
         </w:rPr>
@@ -145,12 +157,14 @@
           <w:numId w:val="1"/>
         </w:numPr>
         <w:rPr>
-          <w:sz w:val="24"/>
-          <w:szCs w:val="24"/>
-        </w:rPr>
-      </w:pPr>
-      <w:r>
-        <w:rPr>
+          <w:rFonts w:cstheme="minorHAnsi"/>
+          <w:sz w:val="24"/>
+          <w:szCs w:val="24"/>
+        </w:rPr>
+      </w:pPr>
+      <w:r>
+        <w:rPr>
+          <w:rFonts w:cstheme="minorHAnsi"/>
           <w:sz w:val="24"/>
           <w:szCs w:val="24"/>
         </w:rPr>
@@ -159,6 +173,7 @@
       <w:proofErr w:type="gramStart"/>
       <w:r>
         <w:rPr>
+          <w:rFonts w:cstheme="minorHAnsi"/>
           <w:sz w:val="24"/>
           <w:szCs w:val="24"/>
         </w:rPr>
@@ -167,6 +182,7 @@
       <w:proofErr w:type="gramEnd"/>
       <w:r>
         <w:rPr>
+          <w:rFonts w:cstheme="minorHAnsi"/>
           <w:sz w:val="24"/>
           <w:szCs w:val="24"/>
         </w:rPr>
@@ -181,12 +197,14 @@
           <w:numId w:val="1"/>
         </w:numPr>
         <w:rPr>
-          <w:sz w:val="24"/>
-          <w:szCs w:val="24"/>
-        </w:rPr>
-      </w:pPr>
-      <w:r>
-        <w:rPr>
+          <w:rFonts w:cstheme="minorHAnsi"/>
+          <w:sz w:val="24"/>
+          <w:szCs w:val="24"/>
+        </w:rPr>
+      </w:pPr>
+      <w:r>
+        <w:rPr>
+          <w:rFonts w:cstheme="minorHAnsi"/>
           <w:sz w:val="24"/>
           <w:szCs w:val="24"/>
         </w:rPr>
@@ -197,6 +215,7 @@
       <w:pPr>
         <w:pStyle w:val="Paragraphedeliste"/>
         <w:rPr>
+          <w:rFonts w:cstheme="minorHAnsi"/>
           <w:sz w:val="24"/>
           <w:szCs w:val="24"/>
         </w:rPr>
@@ -206,6 +225,7 @@
       <w:pPr>
         <w:pStyle w:val="Paragraphedeliste"/>
         <w:rPr>
+          <w:rFonts w:cstheme="minorHAnsi"/>
           <w:sz w:val="24"/>
           <w:szCs w:val="24"/>
         </w:rPr>
@@ -215,6 +235,7 @@
       <w:pPr>
         <w:pStyle w:val="Paragraphedeliste"/>
         <w:rPr>
+          <w:rFonts w:cstheme="minorHAnsi"/>
           <w:sz w:val="24"/>
           <w:szCs w:val="24"/>
         </w:rPr>
@@ -228,6 +249,7 @@
           <w:numId w:val="4"/>
         </w:numPr>
         <w:rPr>
+          <w:rFonts w:cstheme="minorHAnsi"/>
           <w:b/>
           <w:bCs/>
           <w:sz w:val="24"/>
@@ -236,6 +258,7 @@
       </w:pPr>
       <w:r>
         <w:rPr>
+          <w:rFonts w:cstheme="minorHAnsi"/>
           <w:b/>
           <w:bCs/>
           <w:sz w:val="24"/>
@@ -252,12 +275,14 @@
           <w:numId w:val="5"/>
         </w:numPr>
         <w:rPr>
-          <w:sz w:val="24"/>
-          <w:szCs w:val="24"/>
-        </w:rPr>
-      </w:pPr>
-      <w:r>
-        <w:rPr>
+          <w:rFonts w:cstheme="minorHAnsi"/>
+          <w:sz w:val="24"/>
+          <w:szCs w:val="24"/>
+        </w:rPr>
+      </w:pPr>
+      <w:r>
+        <w:rPr>
+          <w:rFonts w:cstheme="minorHAnsi"/>
           <w:noProof/>
           <w:sz w:val="24"/>
           <w:szCs w:val="24"/>
@@ -340,6 +365,7 @@
       </w:r>
       <w:r>
         <w:rPr>
+          <w:rFonts w:cstheme="minorHAnsi"/>
           <w:sz w:val="24"/>
           <w:szCs w:val="24"/>
         </w:rPr>
@@ -354,12 +380,14 @@
           <w:numId w:val="5"/>
         </w:numPr>
         <w:rPr>
-          <w:sz w:val="24"/>
-          <w:szCs w:val="24"/>
-        </w:rPr>
-      </w:pPr>
-      <w:r>
-        <w:rPr>
+          <w:rFonts w:cstheme="minorHAnsi"/>
+          <w:sz w:val="24"/>
+          <w:szCs w:val="24"/>
+        </w:rPr>
+      </w:pPr>
+      <w:r>
+        <w:rPr>
+          <w:rFonts w:cstheme="minorHAnsi"/>
           <w:sz w:val="24"/>
           <w:szCs w:val="24"/>
         </w:rPr>
@@ -374,12 +402,14 @@
           <w:numId w:val="5"/>
         </w:numPr>
         <w:rPr>
-          <w:sz w:val="24"/>
-          <w:szCs w:val="24"/>
-        </w:rPr>
-      </w:pPr>
-      <w:r>
-        <w:rPr>
+          <w:rFonts w:cstheme="minorHAnsi"/>
+          <w:sz w:val="24"/>
+          <w:szCs w:val="24"/>
+        </w:rPr>
+      </w:pPr>
+      <w:r>
+        <w:rPr>
+          <w:rFonts w:cstheme="minorHAnsi"/>
           <w:sz w:val="24"/>
           <w:szCs w:val="24"/>
         </w:rPr>
@@ -394,12 +424,14 @@
           <w:numId w:val="5"/>
         </w:numPr>
         <w:rPr>
-          <w:sz w:val="24"/>
-          <w:szCs w:val="24"/>
-        </w:rPr>
-      </w:pPr>
-      <w:r>
-        <w:rPr>
+          <w:rFonts w:cstheme="minorHAnsi"/>
+          <w:sz w:val="24"/>
+          <w:szCs w:val="24"/>
+        </w:rPr>
+      </w:pPr>
+      <w:r>
+        <w:rPr>
+          <w:rFonts w:cstheme="minorHAnsi"/>
           <w:sz w:val="24"/>
           <w:szCs w:val="24"/>
         </w:rPr>
@@ -414,12 +446,14 @@
           <w:numId w:val="5"/>
         </w:numPr>
         <w:rPr>
-          <w:sz w:val="24"/>
-          <w:szCs w:val="24"/>
-        </w:rPr>
-      </w:pPr>
-      <w:r>
-        <w:rPr>
+          <w:rFonts w:cstheme="minorHAnsi"/>
+          <w:sz w:val="24"/>
+          <w:szCs w:val="24"/>
+        </w:rPr>
+      </w:pPr>
+      <w:r>
+        <w:rPr>
+          <w:rFonts w:cstheme="minorHAnsi"/>
           <w:sz w:val="24"/>
           <w:szCs w:val="24"/>
         </w:rPr>
@@ -429,12 +463,14 @@
     <w:p>
       <w:pPr>
         <w:rPr>
-          <w:sz w:val="24"/>
-          <w:szCs w:val="24"/>
-        </w:rPr>
-      </w:pPr>
-      <w:r>
-        <w:rPr>
+          <w:rFonts w:cstheme="minorHAnsi"/>
+          <w:sz w:val="24"/>
+          <w:szCs w:val="24"/>
+        </w:rPr>
+      </w:pPr>
+      <w:r>
+        <w:rPr>
+          <w:rFonts w:cstheme="minorHAnsi"/>
           <w:noProof/>
           <w:sz w:val="24"/>
           <w:szCs w:val="24"/>
@@ -564,6 +600,7 @@
         </w:numPr>
         <w:spacing w:after="0"/>
         <w:rPr>
+          <w:rFonts w:cstheme="minorHAnsi"/>
           <w:b/>
           <w:bCs/>
           <w:sz w:val="24"/>
@@ -572,6 +609,7 @@
       </w:pPr>
       <w:r>
         <w:rPr>
+          <w:rFonts w:cstheme="minorHAnsi"/>
           <w:b/>
           <w:bCs/>
           <w:sz w:val="24"/>
@@ -589,12 +627,14 @@
         </w:numPr>
         <w:spacing w:after="0"/>
         <w:rPr>
-          <w:sz w:val="24"/>
-          <w:szCs w:val="24"/>
-        </w:rPr>
-      </w:pPr>
-      <w:r>
-        <w:rPr>
+          <w:rFonts w:cstheme="minorHAnsi"/>
+          <w:sz w:val="24"/>
+          <w:szCs w:val="24"/>
+        </w:rPr>
+      </w:pPr>
+      <w:r>
+        <w:rPr>
+          <w:rFonts w:cstheme="minorHAnsi"/>
           <w:noProof/>
           <w:sz w:val="24"/>
           <w:szCs w:val="24"/>
@@ -674,13 +714,17 @@
       <w:r>
         <w:rPr>
           <w:rStyle w:val="hgkelc"/>
+          <w:rFonts w:cstheme="minorHAnsi"/>
           <w:b/>
           <w:bCs/>
+          <w:sz w:val="24"/>
+          <w:szCs w:val="24"/>
         </w:rPr>
         <w:t xml:space="preserve">• </w:t>
       </w:r>
       <w:r>
         <w:rPr>
+          <w:rFonts w:cstheme="minorHAnsi"/>
           <w:sz w:val="24"/>
           <w:szCs w:val="24"/>
         </w:rPr>
@@ -692,6 +736,7 @@
         <w:pStyle w:val="Paragraphedeliste"/>
         <w:ind w:left="1440"/>
         <w:rPr>
+          <w:rFonts w:cstheme="minorHAnsi"/>
           <w:sz w:val="24"/>
           <w:szCs w:val="24"/>
         </w:rPr>
@@ -699,13 +744,17 @@
       <w:r>
         <w:rPr>
           <w:rStyle w:val="hgkelc"/>
+          <w:rFonts w:cstheme="minorHAnsi"/>
           <w:b/>
           <w:bCs/>
+          <w:sz w:val="24"/>
+          <w:szCs w:val="24"/>
         </w:rPr>
         <w:t xml:space="preserve">• </w:t>
       </w:r>
       <w:r>
         <w:rPr>
+          <w:rFonts w:cstheme="minorHAnsi"/>
           <w:sz w:val="24"/>
           <w:szCs w:val="24"/>
         </w:rPr>
@@ -717,6 +766,7 @@
         <w:pStyle w:val="Paragraphedeliste"/>
         <w:ind w:left="1440"/>
         <w:rPr>
+          <w:rFonts w:cstheme="minorHAnsi"/>
           <w:sz w:val="24"/>
           <w:szCs w:val="24"/>
         </w:rPr>
@@ -724,13 +774,17 @@
       <w:r>
         <w:rPr>
           <w:rStyle w:val="hgkelc"/>
+          <w:rFonts w:cstheme="minorHAnsi"/>
           <w:b/>
           <w:bCs/>
+          <w:sz w:val="24"/>
+          <w:szCs w:val="24"/>
         </w:rPr>
         <w:t xml:space="preserve">• </w:t>
       </w:r>
       <w:r>
         <w:rPr>
+          <w:rFonts w:cstheme="minorHAnsi"/>
           <w:sz w:val="24"/>
           <w:szCs w:val="24"/>
         </w:rPr>
@@ -743,12 +797,14 @@
         <w:spacing w:after="0"/>
         <w:ind w:left="1428"/>
         <w:rPr>
-          <w:sz w:val="24"/>
-          <w:szCs w:val="24"/>
-        </w:rPr>
-      </w:pPr>
-      <w:r>
-        <w:rPr>
+          <w:rFonts w:cstheme="minorHAnsi"/>
+          <w:sz w:val="24"/>
+          <w:szCs w:val="24"/>
+        </w:rPr>
+      </w:pPr>
+      <w:r>
+        <w:rPr>
+          <w:rFonts w:cstheme="minorHAnsi"/>
           <w:noProof/>
           <w:sz w:val="24"/>
           <w:szCs w:val="24"/>
@@ -828,13 +884,17 @@
       <w:r>
         <w:rPr>
           <w:rStyle w:val="hgkelc"/>
+          <w:rFonts w:cstheme="minorHAnsi"/>
           <w:b/>
           <w:bCs/>
+          <w:sz w:val="24"/>
+          <w:szCs w:val="24"/>
         </w:rPr>
         <w:t xml:space="preserve">• </w:t>
       </w:r>
       <w:r>
         <w:rPr>
+          <w:rFonts w:cstheme="minorHAnsi"/>
           <w:sz w:val="24"/>
           <w:szCs w:val="24"/>
         </w:rPr>
@@ -842,37 +902,33 @@
       </w:r>
       <w:r>
         <w:rPr>
+          <w:rFonts w:cstheme="minorHAnsi"/>
           <w:color w:val="FF0000"/>
           <w:sz w:val="24"/>
           <w:szCs w:val="24"/>
         </w:rPr>
-        <w:t>a</w:t>
-      </w:r>
-      <w:r>
-        <w:rPr>
+        <w:t xml:space="preserve">a </w:t>
+      </w:r>
+      <w:r>
+        <w:rPr>
+          <w:rFonts w:cstheme="minorHAnsi"/>
+          <w:sz w:val="24"/>
+          <w:szCs w:val="24"/>
+        </w:rPr>
+        <w:t>alors</w:t>
+      </w:r>
+      <w:r>
+        <w:rPr>
+          <w:rFonts w:cstheme="minorHAnsi"/>
           <w:color w:val="FF0000"/>
           <w:sz w:val="24"/>
           <w:szCs w:val="24"/>
         </w:rPr>
-        <w:t xml:space="preserve"> </w:t>
-      </w:r>
-      <w:r>
-        <w:rPr>
-          <w:sz w:val="24"/>
-          <w:szCs w:val="24"/>
-        </w:rPr>
-        <w:t>alors</w:t>
-      </w:r>
-      <w:r>
-        <w:rPr>
-          <w:color w:val="FF0000"/>
-          <w:sz w:val="24"/>
-          <w:szCs w:val="24"/>
-        </w:rPr>
         <w:t xml:space="preserve"> b</w:t>
       </w:r>
       <w:r>
         <w:rPr>
+          <w:rFonts w:cstheme="minorHAnsi"/>
           <w:sz w:val="24"/>
           <w:szCs w:val="24"/>
         </w:rPr>
@@ -888,12 +944,14 @@
         </w:numPr>
         <w:spacing w:after="0"/>
         <w:rPr>
-          <w:sz w:val="24"/>
-          <w:szCs w:val="24"/>
-        </w:rPr>
-      </w:pPr>
-      <w:r>
-        <w:rPr>
+          <w:rFonts w:cstheme="minorHAnsi"/>
+          <w:sz w:val="24"/>
+          <w:szCs w:val="24"/>
+        </w:rPr>
+      </w:pPr>
+      <w:r>
+        <w:rPr>
+          <w:rFonts w:cstheme="minorHAnsi"/>
           <w:noProof/>
           <w:sz w:val="24"/>
           <w:szCs w:val="24"/>
@@ -973,13 +1031,17 @@
       <w:r>
         <w:rPr>
           <w:rStyle w:val="hgkelc"/>
+          <w:rFonts w:cstheme="minorHAnsi"/>
           <w:b/>
           <w:bCs/>
+          <w:sz w:val="24"/>
+          <w:szCs w:val="24"/>
         </w:rPr>
         <w:t xml:space="preserve">• </w:t>
       </w:r>
       <w:r>
         <w:rPr>
+          <w:rFonts w:cstheme="minorHAnsi"/>
           <w:sz w:val="24"/>
           <w:szCs w:val="24"/>
         </w:rPr>
@@ -991,6 +1053,7 @@
         <w:pStyle w:val="Paragraphedeliste"/>
         <w:ind w:left="1440"/>
         <w:rPr>
+          <w:rFonts w:cstheme="minorHAnsi"/>
           <w:sz w:val="24"/>
           <w:szCs w:val="24"/>
         </w:rPr>
@@ -998,13 +1061,17 @@
       <w:r>
         <w:rPr>
           <w:rStyle w:val="hgkelc"/>
+          <w:rFonts w:cstheme="minorHAnsi"/>
           <w:b/>
           <w:bCs/>
+          <w:sz w:val="24"/>
+          <w:szCs w:val="24"/>
         </w:rPr>
         <w:t xml:space="preserve">• </w:t>
       </w:r>
       <w:r>
         <w:rPr>
+          <w:rFonts w:cstheme="minorHAnsi"/>
           <w:sz w:val="24"/>
           <w:szCs w:val="24"/>
         </w:rPr>
@@ -1016,6 +1083,7 @@
         <w:pStyle w:val="Paragraphedeliste"/>
         <w:ind w:left="1440"/>
         <w:rPr>
+          <w:rFonts w:cstheme="minorHAnsi"/>
           <w:sz w:val="24"/>
           <w:szCs w:val="24"/>
         </w:rPr>
@@ -1023,13 +1091,17 @@
       <w:r>
         <w:rPr>
           <w:rStyle w:val="hgkelc"/>
+          <w:rFonts w:cstheme="minorHAnsi"/>
           <w:b/>
           <w:bCs/>
+          <w:sz w:val="24"/>
+          <w:szCs w:val="24"/>
         </w:rPr>
         <w:t xml:space="preserve">• </w:t>
       </w:r>
       <w:r>
         <w:rPr>
+          <w:rFonts w:cstheme="minorHAnsi"/>
           <w:sz w:val="24"/>
           <w:szCs w:val="24"/>
         </w:rPr>
@@ -1041,12 +1113,14 @@
         <w:pStyle w:val="Paragraphedeliste"/>
         <w:ind w:left="1440"/>
         <w:rPr>
-          <w:sz w:val="24"/>
-          <w:szCs w:val="24"/>
-        </w:rPr>
-      </w:pPr>
-      <w:r>
-        <w:rPr>
+          <w:rFonts w:cstheme="minorHAnsi"/>
+          <w:sz w:val="24"/>
+          <w:szCs w:val="24"/>
+        </w:rPr>
+      </w:pPr>
+      <w:r>
+        <w:rPr>
+          <w:rFonts w:cstheme="minorHAnsi"/>
           <w:noProof/>
           <w:sz w:val="24"/>
           <w:szCs w:val="24"/>
@@ -1129,13 +1203,17 @@
         </w:numPr>
         <w:spacing w:after="0"/>
         <w:rPr>
-          <w:sz w:val="24"/>
-          <w:szCs w:val="24"/>
-        </w:rPr>
-      </w:pPr>
-      <w:r>
-        <w:rPr>
+          <w:rFonts w:cstheme="minorHAnsi"/>
+          <w:sz w:val="24"/>
+          <w:szCs w:val="24"/>
+        </w:rPr>
+      </w:pPr>
+      <w:r>
+        <w:rPr>
+          <w:rFonts w:cstheme="minorHAnsi"/>
           <w:noProof/>
+          <w:sz w:val="24"/>
+          <w:szCs w:val="24"/>
         </w:rPr>
         <mc:AlternateContent>
           <mc:Choice Requires="wps">
@@ -1211,6 +1289,7 @@
       </w:r>
       <w:r>
         <w:rPr>
+          <w:rFonts w:cstheme="minorHAnsi"/>
           <w:sz w:val="24"/>
           <w:szCs w:val="24"/>
         </w:rPr>
@@ -1222,12 +1301,14 @@
         <w:pStyle w:val="Paragraphedeliste"/>
         <w:spacing w:after="0"/>
         <w:rPr>
-          <w:sz w:val="24"/>
-          <w:szCs w:val="24"/>
-        </w:rPr>
-      </w:pPr>
-      <w:r>
-        <w:rPr>
+          <w:rFonts w:cstheme="minorHAnsi"/>
+          <w:sz w:val="24"/>
+          <w:szCs w:val="24"/>
+        </w:rPr>
+      </w:pPr>
+      <w:r>
+        <w:rPr>
+          <w:rFonts w:cstheme="minorHAnsi"/>
           <w:noProof/>
           <w:sz w:val="24"/>
           <w:szCs w:val="24"/>
@@ -1310,6 +1391,7 @@
         </w:numPr>
         <w:spacing w:after="0"/>
         <w:rPr>
+          <w:rFonts w:cstheme="minorHAnsi"/>
           <w:b/>
           <w:bCs/>
           <w:sz w:val="24"/>
@@ -1318,6 +1400,7 @@
       </w:pPr>
       <w:r>
         <w:rPr>
+          <w:rFonts w:cstheme="minorHAnsi"/>
           <w:b/>
           <w:bCs/>
           <w:sz w:val="24"/>
@@ -1327,6 +1410,7 @@
       </w:r>
       <w:r>
         <w:rPr>
+          <w:rFonts w:cstheme="minorHAnsi"/>
           <w:b/>
           <w:bCs/>
           <w:sz w:val="24"/>
@@ -1344,12 +1428,14 @@
         </w:numPr>
         <w:spacing w:after="0"/>
         <w:rPr>
-          <w:sz w:val="24"/>
-          <w:szCs w:val="24"/>
-        </w:rPr>
-      </w:pPr>
-      <w:r>
-        <w:rPr>
+          <w:rFonts w:cstheme="minorHAnsi"/>
+          <w:sz w:val="24"/>
+          <w:szCs w:val="24"/>
+        </w:rPr>
+      </w:pPr>
+      <w:r>
+        <w:rPr>
+          <w:rFonts w:cstheme="minorHAnsi"/>
           <w:noProof/>
           <w:sz w:val="24"/>
           <w:szCs w:val="24"/>
@@ -1429,13 +1515,17 @@
       <w:r>
         <w:rPr>
           <w:rStyle w:val="hgkelc"/>
+          <w:rFonts w:cstheme="minorHAnsi"/>
           <w:b/>
           <w:bCs/>
+          <w:sz w:val="24"/>
+          <w:szCs w:val="24"/>
         </w:rPr>
         <w:t xml:space="preserve">• </w:t>
       </w:r>
       <w:r>
         <w:rPr>
+          <w:rFonts w:cstheme="minorHAnsi"/>
           <w:sz w:val="24"/>
           <w:szCs w:val="24"/>
         </w:rPr>
@@ -1447,6 +1537,7 @@
         <w:pStyle w:val="Paragraphedeliste"/>
         <w:ind w:left="1440"/>
         <w:rPr>
+          <w:rFonts w:cstheme="minorHAnsi"/>
           <w:sz w:val="24"/>
           <w:szCs w:val="24"/>
         </w:rPr>
@@ -1454,13 +1545,17 @@
       <w:r>
         <w:rPr>
           <w:rStyle w:val="hgkelc"/>
+          <w:rFonts w:cstheme="minorHAnsi"/>
           <w:b/>
           <w:bCs/>
+          <w:sz w:val="24"/>
+          <w:szCs w:val="24"/>
         </w:rPr>
         <w:t xml:space="preserve">• </w:t>
       </w:r>
       <w:r>
         <w:rPr>
+          <w:rFonts w:cstheme="minorHAnsi"/>
           <w:sz w:val="24"/>
           <w:szCs w:val="24"/>
         </w:rPr>
@@ -1472,6 +1567,7 @@
         <w:pStyle w:val="Paragraphedeliste"/>
         <w:ind w:left="1440"/>
         <w:rPr>
+          <w:rFonts w:cstheme="minorHAnsi"/>
           <w:sz w:val="24"/>
           <w:szCs w:val="24"/>
         </w:rPr>
@@ -1479,13 +1575,17 @@
       <w:r>
         <w:rPr>
           <w:rStyle w:val="hgkelc"/>
+          <w:rFonts w:cstheme="minorHAnsi"/>
           <w:b/>
           <w:bCs/>
+          <w:sz w:val="24"/>
+          <w:szCs w:val="24"/>
         </w:rPr>
         <w:t xml:space="preserve">• </w:t>
       </w:r>
       <w:r>
         <w:rPr>
+          <w:rFonts w:cstheme="minorHAnsi"/>
           <w:sz w:val="24"/>
           <w:szCs w:val="24"/>
         </w:rPr>
@@ -1498,12 +1598,14 @@
         <w:spacing w:after="0"/>
         <w:ind w:left="1428"/>
         <w:rPr>
-          <w:sz w:val="24"/>
-          <w:szCs w:val="24"/>
-        </w:rPr>
-      </w:pPr>
-      <w:r>
-        <w:rPr>
+          <w:rFonts w:cstheme="minorHAnsi"/>
+          <w:sz w:val="24"/>
+          <w:szCs w:val="24"/>
+        </w:rPr>
+      </w:pPr>
+      <w:r>
+        <w:rPr>
+          <w:rFonts w:cstheme="minorHAnsi"/>
           <w:noProof/>
           <w:sz w:val="24"/>
           <w:szCs w:val="24"/>
@@ -1583,13 +1685,17 @@
       <w:r>
         <w:rPr>
           <w:rStyle w:val="hgkelc"/>
+          <w:rFonts w:cstheme="minorHAnsi"/>
           <w:b/>
           <w:bCs/>
+          <w:sz w:val="24"/>
+          <w:szCs w:val="24"/>
         </w:rPr>
         <w:t xml:space="preserve">• </w:t>
       </w:r>
       <w:r>
         <w:rPr>
+          <w:rFonts w:cstheme="minorHAnsi"/>
           <w:sz w:val="24"/>
           <w:szCs w:val="24"/>
         </w:rPr>
@@ -1597,37 +1703,33 @@
       </w:r>
       <w:r>
         <w:rPr>
+          <w:rFonts w:cstheme="minorHAnsi"/>
           <w:color w:val="FF0000"/>
           <w:sz w:val="24"/>
           <w:szCs w:val="24"/>
         </w:rPr>
-        <w:t>a</w:t>
-      </w:r>
-      <w:r>
-        <w:rPr>
+        <w:t xml:space="preserve">a </w:t>
+      </w:r>
+      <w:r>
+        <w:rPr>
+          <w:rFonts w:cstheme="minorHAnsi"/>
+          <w:sz w:val="24"/>
+          <w:szCs w:val="24"/>
+        </w:rPr>
+        <w:t>alors</w:t>
+      </w:r>
+      <w:r>
+        <w:rPr>
+          <w:rFonts w:cstheme="minorHAnsi"/>
           <w:color w:val="FF0000"/>
           <w:sz w:val="24"/>
           <w:szCs w:val="24"/>
         </w:rPr>
-        <w:t xml:space="preserve"> </w:t>
-      </w:r>
-      <w:r>
-        <w:rPr>
-          <w:sz w:val="24"/>
-          <w:szCs w:val="24"/>
-        </w:rPr>
-        <w:t>alors</w:t>
-      </w:r>
-      <w:r>
-        <w:rPr>
-          <w:color w:val="FF0000"/>
-          <w:sz w:val="24"/>
-          <w:szCs w:val="24"/>
-        </w:rPr>
         <w:t xml:space="preserve"> b</w:t>
       </w:r>
       <w:r>
         <w:rPr>
+          <w:rFonts w:cstheme="minorHAnsi"/>
           <w:sz w:val="24"/>
           <w:szCs w:val="24"/>
         </w:rPr>
@@ -1643,12 +1745,14 @@
         </w:numPr>
         <w:spacing w:after="0"/>
         <w:rPr>
-          <w:sz w:val="24"/>
-          <w:szCs w:val="24"/>
-        </w:rPr>
-      </w:pPr>
-      <w:r>
-        <w:rPr>
+          <w:rFonts w:cstheme="minorHAnsi"/>
+          <w:sz w:val="24"/>
+          <w:szCs w:val="24"/>
+        </w:rPr>
+      </w:pPr>
+      <w:r>
+        <w:rPr>
+          <w:rFonts w:cstheme="minorHAnsi"/>
           <w:noProof/>
           <w:sz w:val="24"/>
           <w:szCs w:val="24"/>
@@ -1728,13 +1832,17 @@
       <w:r>
         <w:rPr>
           <w:rStyle w:val="hgkelc"/>
+          <w:rFonts w:cstheme="minorHAnsi"/>
           <w:b/>
           <w:bCs/>
+          <w:sz w:val="24"/>
+          <w:szCs w:val="24"/>
         </w:rPr>
         <w:t xml:space="preserve">• </w:t>
       </w:r>
       <w:r>
         <w:rPr>
+          <w:rFonts w:cstheme="minorHAnsi"/>
           <w:sz w:val="24"/>
           <w:szCs w:val="24"/>
         </w:rPr>
@@ -1746,6 +1854,7 @@
         <w:pStyle w:val="Paragraphedeliste"/>
         <w:ind w:left="1440"/>
         <w:rPr>
+          <w:rFonts w:cstheme="minorHAnsi"/>
           <w:sz w:val="24"/>
           <w:szCs w:val="24"/>
         </w:rPr>
@@ -1753,13 +1862,17 @@
       <w:r>
         <w:rPr>
           <w:rStyle w:val="hgkelc"/>
+          <w:rFonts w:cstheme="minorHAnsi"/>
           <w:b/>
           <w:bCs/>
+          <w:sz w:val="24"/>
+          <w:szCs w:val="24"/>
         </w:rPr>
         <w:t xml:space="preserve">• </w:t>
       </w:r>
       <w:r>
         <w:rPr>
+          <w:rFonts w:cstheme="minorHAnsi"/>
           <w:sz w:val="24"/>
           <w:szCs w:val="24"/>
         </w:rPr>
@@ -1771,6 +1884,7 @@
         <w:pStyle w:val="Paragraphedeliste"/>
         <w:ind w:left="1440"/>
         <w:rPr>
+          <w:rFonts w:cstheme="minorHAnsi"/>
           <w:sz w:val="24"/>
           <w:szCs w:val="24"/>
         </w:rPr>
@@ -1778,13 +1892,17 @@
       <w:r>
         <w:rPr>
           <w:rStyle w:val="hgkelc"/>
+          <w:rFonts w:cstheme="minorHAnsi"/>
           <w:b/>
           <w:bCs/>
+          <w:sz w:val="24"/>
+          <w:szCs w:val="24"/>
         </w:rPr>
         <w:t xml:space="preserve">• </w:t>
       </w:r>
       <w:r>
         <w:rPr>
+          <w:rFonts w:cstheme="minorHAnsi"/>
           <w:sz w:val="24"/>
           <w:szCs w:val="24"/>
         </w:rPr>
@@ -1796,12 +1914,14 @@
         <w:pStyle w:val="Paragraphedeliste"/>
         <w:ind w:left="1440"/>
         <w:rPr>
-          <w:sz w:val="24"/>
-          <w:szCs w:val="24"/>
-        </w:rPr>
-      </w:pPr>
-      <w:r>
-        <w:rPr>
+          <w:rFonts w:cstheme="minorHAnsi"/>
+          <w:sz w:val="24"/>
+          <w:szCs w:val="24"/>
+        </w:rPr>
+      </w:pPr>
+      <w:r>
+        <w:rPr>
+          <w:rFonts w:cstheme="minorHAnsi"/>
           <w:noProof/>
           <w:sz w:val="24"/>
           <w:szCs w:val="24"/>
@@ -1931,6 +2051,7 @@
           <w:numId w:val="4"/>
         </w:numPr>
         <w:rPr>
+          <w:rFonts w:cstheme="minorHAnsi"/>
           <w:b/>
           <w:bCs/>
           <w:sz w:val="24"/>
@@ -1939,6 +2060,7 @@
       </w:pPr>
       <w:r>
         <w:rPr>
+          <w:rFonts w:cstheme="minorHAnsi"/>
           <w:b/>
           <w:bCs/>
           <w:sz w:val="24"/>
@@ -1956,13 +2078,17 @@
         </w:numPr>
         <w:spacing w:after="0"/>
         <w:rPr>
-          <w:sz w:val="24"/>
-          <w:szCs w:val="24"/>
-        </w:rPr>
-      </w:pPr>
-      <w:r>
-        <w:rPr>
+          <w:rFonts w:cstheme="minorHAnsi"/>
+          <w:sz w:val="24"/>
+          <w:szCs w:val="24"/>
+        </w:rPr>
+      </w:pPr>
+      <w:r>
+        <w:rPr>
+          <w:rFonts w:cstheme="minorHAnsi"/>
           <w:noProof/>
+          <w:sz w:val="24"/>
+          <w:szCs w:val="24"/>
         </w:rPr>
         <mc:AlternateContent>
           <mc:Choice Requires="wps">
@@ -2038,6 +2164,7 @@
       </w:r>
       <w:r>
         <w:rPr>
+          <w:rFonts w:cstheme="minorHAnsi"/>
           <w:sz w:val="24"/>
           <w:szCs w:val="24"/>
         </w:rPr>
@@ -2053,12 +2180,14 @@
         </w:numPr>
         <w:spacing w:after="0"/>
         <w:rPr>
-          <w:sz w:val="24"/>
-          <w:szCs w:val="24"/>
-        </w:rPr>
-      </w:pPr>
-      <w:r>
-        <w:rPr>
+          <w:rFonts w:cstheme="minorHAnsi"/>
+          <w:sz w:val="24"/>
+          <w:szCs w:val="24"/>
+        </w:rPr>
+      </w:pPr>
+      <w:r>
+        <w:rPr>
+          <w:rFonts w:cstheme="minorHAnsi"/>
           <w:sz w:val="24"/>
           <w:szCs w:val="24"/>
         </w:rPr>
@@ -2074,12 +2203,14 @@
         </w:numPr>
         <w:spacing w:after="0"/>
         <w:rPr>
-          <w:sz w:val="24"/>
-          <w:szCs w:val="24"/>
-        </w:rPr>
-      </w:pPr>
-      <w:r>
-        <w:rPr>
+          <w:rFonts w:cstheme="minorHAnsi"/>
+          <w:sz w:val="24"/>
+          <w:szCs w:val="24"/>
+        </w:rPr>
+      </w:pPr>
+      <w:r>
+        <w:rPr>
+          <w:rFonts w:cstheme="minorHAnsi"/>
           <w:sz w:val="24"/>
           <w:szCs w:val="24"/>
         </w:rPr>
